--- a/resources/ts-note-template.docx
+++ b/resources/ts-note-template.docx
@@ -332,7 +332,7 @@
           <w:sz-cs w:val="24"/>
           <w:b/>
         </w:rPr>
-        <w:t>SSR &amp; DATA rates of 2026-27</w:t>
+        <w:t>SSR &amp; DATA rates of {{SSR Year}}</w:t>
       </w:r>
       <w:r>
         <w:rPr>
@@ -448,7 +448,7 @@
           <w:sz w:val="24"/>
           <w:sz-cs w:val="24"/>
         </w:rPr>
-        <w:t xml:space="preserve">5.  The cost of estimate is arrived as Rs.{{Estimate Lakhs}} Lakhs with SSR 2026-27 and is here with put up for kind perusal and according technical sanction for Rs.{{Estimate Lakhs}} Lakhs vide TS No.{{TS No}}/SE/{{Zone Abbr}}/{{Corporation}}/{{Financial year}}, dt.{{TS Date}}. </w:t>
+        <w:t xml:space="preserve">5.  The cost of estimate is arrived as Rs.{{Estimate Lakhs}} Lakhs with SSR {{SSR Year}} and is here with put up for kind perusal and according technical sanction for Rs.{{Estimate Lakhs}} Lakhs vide TS No.{{TS No}}/SE/{{Zone Abbr}}/{{Corporation}}/{{Financial year}}, dt.{{TS Date}}. </w:t>
       </w:r>
     </w:p>
     <w:p>
